--- a/AI大模型在财务场景的应用/写作规则_v1.docx
+++ b/AI大模型在财务场景的应用/写作规则_v1.docx
@@ -853,7 +853,7 @@
           <w:b/>
           <w:sz w:val="28"/>
         </w:rPr>
-        <w:t>八、待统一的现状（2026-10-27）</w:t>
+        <w:t>八、现状（2026-10-27）</w:t>
       </w:r>
     </w:p>
     <w:p>
@@ -867,7 +867,7 @@
           <w:b w:val="0"/>
           <w:sz w:val="24"/>
         </w:rPr>
-        <w:t>• 项目3：已按本规则重排（图3-1至3-10，人物场景图2张，上下型环绕，知识图谱在项目总结）→ 已完成，文件 项目3_范例_v3.docx。</w:t>
+        <w:t>• 项目2：`项目2_范例_v3.docx`，已补人物场景图（图2-2），图2-4 预算执行闭环已闭合，版式已统一。</w:t>
       </w:r>
     </w:p>
     <w:p>
@@ -881,7 +881,7 @@
           <w:b w:val="0"/>
           <w:sz w:val="24"/>
         </w:rPr>
-        <w:t>• 项目2：需补充人物场景图（任务2.1导入后，见图2-7草稿），并按序重排图号；图2-4连线须闭合；未完成。</w:t>
+        <w:t>• 项目3：`项目3_范例_v3.docx`，图3-1 至 图3-10 已统一样式，人物场景图2张，知识图谱在项目总结。</w:t>
       </w:r>
     </w:p>
     <w:p>
@@ -895,7 +895,7 @@
           <w:b w:val="0"/>
           <w:sz w:val="24"/>
         </w:rPr>
-        <w:t>• 项目4：正文字号与行距不一致（10.5pt、行距15磅）；需用 book_docx.py 重新生成；未完成。</w:t>
+        <w:t>• 项目4：`项目4_范例_v3.docx`，版式已统一。</w:t>
       </w:r>
     </w:p>
     <w:p>
@@ -909,7 +909,7 @@
           <w:b w:val="0"/>
           <w:sz w:val="24"/>
         </w:rPr>
-        <w:t>• 项目13.3：需按本规则重新生成；未完成。</w:t>
+        <w:t>• 项目13.3：`项目13_任务13.3_财务数据的保密与脱敏_v3.docx`，人物场景图图13-1，版式已统一。</w:t>
       </w:r>
     </w:p>
     <w:p>
@@ -923,7 +923,7 @@
           <w:b w:val="0"/>
           <w:sz w:val="24"/>
         </w:rPr>
-        <w:t>• 图片统一：项目2、4 的旧图需按 kgstyle.py 样式重绘；未完成。</w:t>
+        <w:t>• 待办：项目1 导论及其他任务尚未写；各项目的“校园线、职业线”小标题尚未设为黑体加粗（当前为正文字号），需在下一次生成前统一。</w:t>
       </w:r>
     </w:p>
     <w:sectPr>

--- a/AI大模型在财务场景的应用/写作规则_v1.docx
+++ b/AI大模型在财务场景的应用/写作规则_v1.docx
@@ -587,7 +587,21 @@
           <w:b w:val="0"/>
           <w:sz w:val="24"/>
         </w:rPr>
-        <w:t>• 思维导图（学习目标）：与知识图谱同样式，中心为“本项目学习目标”，三目标（知识、能力、素养）为任务节点。</w:t>
+        <w:t>• 学习目标思维导图（必须是树形卡片样式，不是知识图谱）：顶部为深藏青标题框（“项目名（项目N）”，白字）；下面三列卡片，依次为知识目标、能力目标、素养目标；每列卡片顶部为浅蓝标题栏（#E8F0F8，深藏青字），下面用“•”列出三条要点。连线为深藏青直角折线。参照 图2-1、图4-1；绘图函数为 kgstyle.mindmap_cards()。</w:t>
+      </w:r>
+    </w:p>
+    <w:p>
+      <w:pPr>
+        <w:spacing w:lineRule="exact" w:line="400" w:before="0" w:after="0"/>
+        <w:ind w:left="480" w:hanging="240"/>
+      </w:pPr>
+      <w:r>
+        <w:rPr>
+          <w:rFonts w:ascii="Times New Roman" w:hAnsi="Times New Roman" w:cs="Times New Roman" w:eastAsia="宋体"/>
+          <w:b w:val="0"/>
+          <w:sz w:val="24"/>
+        </w:rPr>
+        <w:t>• 知识图谱（项目总结）：云朵式网状结构，与思维导图样式严格区分，不得混用。</w:t>
       </w:r>
     </w:p>
     <w:p>
@@ -867,6 +881,20 @@
           <w:b w:val="0"/>
           <w:sz w:val="24"/>
         </w:rPr>
+        <w:t>• 项目1（导论）：`项目1_范例_v4.docx`，三个任务，树形导图、人物场景图、流程图、知识图谱；篇幅约9000字符，待决定是否继续补足。</w:t>
+      </w:r>
+    </w:p>
+    <w:p>
+      <w:pPr>
+        <w:spacing w:lineRule="exact" w:line="400" w:before="0" w:after="0"/>
+        <w:ind w:left="480" w:hanging="240"/>
+      </w:pPr>
+      <w:r>
+        <w:rPr>
+          <w:rFonts w:ascii="Times New Roman" w:hAnsi="Times New Roman" w:cs="Times New Roman" w:eastAsia="宋体"/>
+          <w:b w:val="0"/>
+          <w:sz w:val="24"/>
+        </w:rPr>
         <w:t>• 项目2：`项目2_范例_v3.docx`，已补人物场景图（图2-2），图2-4 预算执行闭环已闭合，版式已统一。</w:t>
       </w:r>
     </w:p>
@@ -881,7 +909,7 @@
           <w:b w:val="0"/>
           <w:sz w:val="24"/>
         </w:rPr>
-        <w:t>• 项目3：`项目3_范例_v3.docx`，图3-1 至 图3-10 已统一样式，人物场景图2张，知识图谱在项目总结。</w:t>
+        <w:t>• 项目3：`项目3_范例_v4.docx`（学习目标导图改为树形卡片样式），图3-1 至 图3-10 已统一样式，人物场景图2张，知识图谱在项目总结。</w:t>
       </w:r>
     </w:p>
     <w:p>
